--- a/example_articles/states/Indiana/1.states_Indiana_New_York_Times.docx
+++ b/example_articles/states/Indiana/1.states_Indiana_New_York_Times.docx
@@ -27,17 +27,17 @@
     </w:p>
     <w:p>
       <w:r>
-        <w:t>Source File: NYT/32.DOCX</w:t>
+        <w:t>Source file: NYT/32.DOCX</w:t>
       </w:r>
     </w:p>
     <w:p>
       <w:r>
-        <w:t>Raw locations result: ['Indiana']</w:t>
+        <w:t>Raw locations result, 'locations': ['Indiana']</w:t>
       </w:r>
     </w:p>
     <w:p>
       <w:r>
-        <w:t>states_stand_flat (Standardized): Indiana</w:t>
+        <w:t>Standardized locations result, 'states_stand_flat': Indiana</w:t>
       </w:r>
     </w:p>
     <w:p>

--- a/example_articles/states/Indiana/1.states_Indiana_New_York_Times.docx
+++ b/example_articles/states/Indiana/1.states_Indiana_New_York_Times.docx
@@ -7,7 +7,7 @@
         <w:pStyle w:val="Heading1"/>
       </w:pPr>
       <w:r>
-        <w:t>A Fast-Talking New Yorker Goes Door-to-Door for Dole</w:t>
+        <w:t>New &amp; Noteworthy</w:t>
       </w:r>
     </w:p>
     <w:p>
@@ -17,22 +17,22 @@
     </w:p>
     <w:p>
       <w:r>
-        <w:t>Date: 1996-01-21</w:t>
+        <w:t>Date: 1992-06-28</w:t>
       </w:r>
     </w:p>
     <w:p>
       <w:r>
-        <w:t>Section: Section 1; ; Section 1;  Page 17;  Column 1;  National Desk ; Column 1;</w:t>
+        <w:t>Section: Section 7;; Section 7; Page 32; Column 1; Book Review Desk; Column 1;; Review</w:t>
       </w:r>
     </w:p>
     <w:p>
       <w:r>
-        <w:t>Source file: NYT/32.DOCX</w:t>
+        <w:t>Source file: NYT/44.DOCX</w:t>
       </w:r>
     </w:p>
     <w:p>
       <w:r>
-        <w:t>Raw locations result, 'locations': ['Indiana']</w:t>
+        <w:t>Raw locations result, 'locations': ['Indiana', 'Chicago', 'Miami']</w:t>
       </w:r>
     </w:p>
     <w:p>
@@ -49,29 +49,29 @@
     </w:p>
     <w:p>
       <w:r>
-        <w:t>It was the folksiness of Senator Alfonse M. D'Amato against the reserve of New Hampshire voters this morning, and the result was not always synchronous. Angry barking dogs, unopened doors and vigorous negative head shakes notwithstanding, Mr. D'Amato pressed gamely on.</w:t>
+        <w:t>THE HOLE IN THE FLAG: A Romanian Exile's Story of Return and Revolution, by Andrei Codrescu. (Avon, $11.) The author left Romania as a teen-ager, only to return to his homeland with a National Public Radio crew during the 1989 revolution. Although he heartily condemned the Ceausescu regime, he came to feel that the new Government had manipulated the media to squelch opposition. Last year our reviewer, Alex Kozinski, called the book "a work of great complexity and subtlety" and "a gripping political detective story."</w:t>
         <w:br/>
-        <w:t>Mr. D'Amato, the New York Republican, braved frigid air and those sometimes chilly receptions in the door-to-door campaign for his friend and colleague, Senator Bob Dole of Kansas, in the New Hampshire Presidential primary.</w:t>
+        <w:t>LOS GUSANOS, by John Sayles. (Harper Perennial, $12.) Los Gusanos -- "the worms" -- is the disparaging term used by Cuban revolutionaries to describe those who left the island after Fidel Castro's rise to power. Mr. Sayles' novel deals with one such family, Miami immigrants whose personal dramas are interwoven with Cuban politics and more than a little madness. Marta, the daughter, is hoping to redeem both her country and her relationship with her father by launching a reprise of the Bay of Pigs invasion, complete with explosives. "The historical opera in this novel has become mostly opera buffa; or, more appropriately for the post-modern, it is both at once," Jay Cantor said here last year, calling the book "energetic, fierce, melodramatic and ironic." Harper Perennial is also reissuing three of Mr. Sayles' early works, long out of print: PRIDE OF THE BIMBOS ($10), his first novel, which describes the antics of a cross-dressing softball team; THE ANARCHISTS' CONVENTION ($10), a collection of short stories; and UNION DUES ($11), fiction about a working-class family in the 1960's, which our reviewer, Michael Mewshaw, praised in 1977 for its "wit, inventiveness and profound involvement with character."</w:t>
         <w:br/>
-        <w:t>He walked the streets and knocked on doors in a working-class neighborhood of modest frame houses near a steel plant and a hospital. It was largely for the free media publicity, Mr. D'Amato later acknowledged. Trailed by a group of reporters, the Senator seemed to relish the old-style politics.</w:t>
+        <w:t>FOLLOWING THE BLOOM: Across America With the Migratory Beekeepers, by Douglas Whynott. (Beacon, $12.) Traveling beekeepers are the insect world's honorable pimps: they take huge hives across the country in search of fodder for honey, at the same time accepting payments from farmers whose crops the bees pollinate. The author, a beekeeper himself, kept company with these unusual transients in 1985. Last year our reviewer, Jonathan Penner, said the bees' "intricate careers still astonish us. Mr. Whynott writes finely, often lyrically."</w:t>
         <w:br/>
-        <w:t>The same could not be said for all those on whom he descended. At the first stop, the glass door at the home of Agnes and Joseph Ritter was plastered with a sticker reading, "You loot I shoot."</w:t>
+        <w:t>A FINE &amp; PRIVATE PLACE, by Peter S. Beagle. (ROC/Penguin, $9.) As students of Andrew Marvell's poetry will remember, that place is the grave. And Michael Morgan does not want to stay there. This novel traces his adventures in the not-quite-hereafter, where he finds both human and spiritual companionship. " 'A Fine &amp; Private Place' has wit, charm and individuality -- with a sense of style and structure notable in a first novel," Edmund Fuller said here in 1960.</w:t>
         <w:br/>
-        <w:t>Mr. D'Amato knocked and called out cheerily, and behind the glass door appeared Mr. Ritter, an elderly man in a peaked cap. He looked the Senator up and down for a moment, then waved him away, saying something about not wanting people running all over his property. Mr. D'Amato shrugged and walked on.</w:t>
+        <w:t>LOVE AND OTHER INFECTIOUS DISEASES: A Memoir, by Molly Haskell. (Citadel, $12.95.) Ms. Haskell had an immensely satisfying but almost suffocatingly close marriage with her husband and fellow film critic, Andrew Sarris, until 1984, when an encephalitic viral infection nearly robbed him of his life. She writes of the self-discovery that took place as she awaited the end of his illness, and also the bizarre symbiosis that dogged them later when both fell victim to another disease. In 1990 our reviewer, Delia Ephron, described this as a "beautifully written book . . . provocative and compelling." The transformations wrought by sickness are also the subject of AT THE WILL OF THE BODY: Reflections on Illness, by Arthur W. Frank (Houghton Mifflin, $8.95). The author, a medical sociologist in Canada, was doubly cursed when he was stricken at age 39 by a heart attack, at 40 by testicular cancer. "Arthur W. Frank provides an eloquent and illuminating explanation of what it is like -- what it means -- to be sick," Charles E. Silberman said here last year.</w:t>
         <w:br/>
-        <w:t>"How are you?" he called to Arthur Roy. "I'm Senator D'Amato, campaigning for Bob Dole. If you want to talk about a real leader, there's nobody better than Bob Dole." Mr. Roy stood silent, a slight smile on his face. "Well," he said finally. "We'll have to think about that." The door closed.</w:t>
+        <w:t>HOW THE GARCIA GIRLS LOST THEIR ACCENTS, by Julia Alvarez. (Plume, $9.) Like the author, the four Garcia girls are originally from the Dominican Republic. These interwoven stories follow their fortunes over some 30 years in America, where the Garcias were forced to flee after their father's involvement in a failed coup. Last year our reviewer, Donna Rifkind, said Ms. Alvarez has "beautifully captured the threshold experience of the new immigrant, where the past is not yet a memory and the future remains an anxious dream."</w:t>
         <w:br/>
-        <w:t>Mr. D'Amato, dressed for Washington in an elegant blue overcoat and a suit and tie, was unfazed. "This is New Hampshire," he said, continuing down the street. "They're rugged individualists. They see politicians coming in here all the time. They're cynical."</w:t>
+        <w:t>LET THEM CALL ME REBEL: Saul Alinsky -- His Life and Legacy, by Sanford D. Horwitt. (Vintage, $15.) A radical of the old left whose career spanned the 1930's through the 60's, Saul Alinsky was involved in causes ranging from the labor movement to civil rights. Although he was a national figure, much of his work was rooted in his native Chicago, where he helped organize stockyard workers and the black community. This is "a highly readable, exhaustively researched biography that is full of both playful anecdote and thoughtful political analysis," Nelson Lichtenstein said in The Book Review in 1989.</w:t>
         <w:br/>
-        <w:t>Indeed, for many householders the sight of a politician at the door appeared to be neither a novelty nor particularly welcome.</w:t>
+        <w:t>AMERICAN STEEL, by Richard Preston. (Avon, $10.) The Nucor Corporation has been determined to be "the little engine that could" of the steel industry: beginning as a minimill fighting huge corporate giants, it has grown to be the ninth-largest steel company in the United States. This book chronicles Nucor's evolution under F. Kenneth Iverson, who in 1987 decided to gamble on a new German steel-making machine that he planned to install in a mill in the middle of an Indiana cornfield. Last year our reviewer, David Warsh, said that "as an initiation into the romance of heavy industry . . . 'American Steel' is very hard to beat."</w:t>
         <w:br/>
-        <w:t>It was their first-ever meeting, but Mr. D'Amato called out, "Hiya, Eddie!" to a reserved elderly man named Ed Houde. "I'm campaigning for Bob Dole." Mr. Houde replied quietly, "We'll consider it."</w:t>
         <w:br/>
-        <w:t>Mr. D'Amato then approached a house across the street. A dog barked vigorously from within. "Hi -- goodbye!" the Senator said, grinning. "Listen, nobody has to draw me a map," he said, walking away.</w:t>
+        <w:t>Graphic</w:t>
         <w:br/>
-        <w:t>After complimenting Constance Caron on the beauty of the state, and getting an appropriate rejoinder, Mr. D'Amato made his pitch. Mrs. Caron shook her head. "No. Uh-uh. No. Sorry," she said, closing the door.</w:t>
         <w:br/>
-        <w:t>But in Mr. D'Amato's hour of campaigning, the reception was usually polite, and a few people promised unequivocally to vote for his man.</w:t>
+        <w:t xml:space="preserve"> </w:t>
+        <w:br/>
+        <w:t>Photo: John Sayles (Robert Marshak/Harpercollins)</w:t>
       </w:r>
     </w:p>
     <w:sectPr>

--- a/example_articles/states/Indiana/1.states_Indiana_New_York_Times.docx
+++ b/example_articles/states/Indiana/1.states_Indiana_New_York_Times.docx
@@ -7,7 +7,7 @@
         <w:pStyle w:val="Heading1"/>
       </w:pPr>
       <w:r>
-        <w:t>New &amp; Noteworthy</w:t>
+        <w:t>Rape Charge at an Elite School Exposes the Fault Lines of Race and Class</w:t>
       </w:r>
     </w:p>
     <w:p>
@@ -17,22 +17,22 @@
     </w:p>
     <w:p>
       <w:r>
-        <w:t>Date: 1992-06-28</w:t>
+        <w:t>Date: 2016-01-06</w:t>
       </w:r>
     </w:p>
     <w:p>
       <w:r>
-        <w:t>Section: Section 7;; Section 7; Page 32; Column 1; Book Review Desk; Column 1;; Review</w:t>
+        <w:t>Section: Section C; Column 0; The Arts/Cultural Desk; Pg. 2</w:t>
       </w:r>
     </w:p>
     <w:p>
       <w:r>
-        <w:t>Source file: NYT/44.DOCX</w:t>
+        <w:t>Source file: NYT/17.DOCX</w:t>
       </w:r>
     </w:p>
     <w:p>
       <w:r>
-        <w:t>Raw locations result, 'locations': ['Indiana', 'Chicago', 'Miami']</w:t>
+        <w:t>Raw locations result, 'locations': ['Indiana']</w:t>
       </w:r>
     </w:p>
     <w:p>
@@ -49,21 +49,38 @@
     </w:p>
     <w:p>
       <w:r>
-        <w:t>THE HOLE IN THE FLAG: A Romanian Exile's Story of Return and Revolution, by Andrei Codrescu. (Avon, $11.) The author left Romania as a teen-ager, only to return to his homeland with a National Public Radio crew during the 1989 revolution. Although he heartily condemned the Ceausescu regime, he came to feel that the new Government had manipulated the media to squelch opposition. Last year our reviewer, Alex Kozinski, called the book "a work of great complexity and subtlety" and "a gripping political detective story."</w:t>
+        <w:t>The title ''American Crime'' is both generic (you might mistake it for FX's coming ''American Crime Story,'' about the O. J. Simpson case) and grandiose. It offers not just to tell a story but to deliver a diagnosis: to identify a sin that is distinctive to, and an indictment of, an entire nation.</w:t>
         <w:br/>
-        <w:t>LOS GUSANOS, by John Sayles. (Harper Perennial, $12.) Los Gusanos -- "the worms" -- is the disparaging term used by Cuban revolutionaries to describe those who left the island after Fidel Castro's rise to power. Mr. Sayles' novel deals with one such family, Miami immigrants whose personal dramas are interwoven with Cuban politics and more than a little madness. Marta, the daughter, is hoping to redeem both her country and her relationship with her father by launching a reprise of the Bay of Pigs invasion, complete with explosives. "The historical opera in this novel has become mostly opera buffa; or, more appropriately for the post-modern, it is both at once," Jay Cantor said here last year, calling the book "energetic, fierce, melodramatic and ironic." Harper Perennial is also reissuing three of Mr. Sayles' early works, long out of print: PRIDE OF THE BIMBOS ($10), his first novel, which describes the antics of a cross-dressing softball team; THE ANARCHISTS' CONVENTION ($10), a collection of short stories; and UNION DUES ($11), fiction about a working-class family in the 1960's, which our reviewer, Michael Mewshaw, praised in 1977 for its "wit, inventiveness and profound involvement with character."</w:t>
+        <w:t xml:space="preserve">That's quite a load for one TV show to carry, and ''American Crime,'' while sturdy, sometimes strains under its ambition. Returning Wednesday on ABC, it's the network-TV equivalent of an old Hollywood message movie, earnest, packed with acting firepower and charged with a mission that is both its strength and its limitation. </w:t>
         <w:br/>
-        <w:t>FOLLOWING THE BLOOM: Across America With the Migratory Beekeepers, by Douglas Whynott. (Beacon, $12.) Traveling beekeepers are the insect world's honorable pimps: they take huge hives across the country in search of fodder for honey, at the same time accepting payments from farmers whose crops the bees pollinate. The author, a beekeeper himself, kept company with these unusual transients in 1985. Last year our reviewer, Jonathan Penner, said the bees' "intricate careers still astonish us. Mr. Whynott writes finely, often lyrically."</w:t>
+        <w:t xml:space="preserve">  This anthology drama tells a different story each year, drawing on a core repertory group of actors. The first season was a timely story of race in America, told through a murder mystery and the families -- white, black and brown -- pulled into it.</w:t>
         <w:br/>
-        <w:t>A FINE &amp; PRIVATE PLACE, by Peter S. Beagle. (ROC/Penguin, $9.) As students of Andrew Marvell's poetry will remember, that place is the grave. And Michael Morgan does not want to stay there. This novel traces his adventures in the not-quite-hereafter, where he finds both human and spiritual companionship. " 'A Fine &amp; Private Place' has wit, charm and individuality -- with a sense of style and structure notable in a first novel," Edmund Fuller said here in 1960.</w:t>
+        <w:t xml:space="preserve">  It was impeccably acted, with rawness and complexity closer to that of an ambitious cable drama than a broadcast crime mystery. But it also had a morality-play streak that made it feel like homework.</w:t>
         <w:br/>
-        <w:t>LOVE AND OTHER INFECTIOUS DISEASES: A Memoir, by Molly Haskell. (Citadel, $12.95.) Ms. Haskell had an immensely satisfying but almost suffocatingly close marriage with her husband and fellow film critic, Andrew Sarris, until 1984, when an encephalitic viral infection nearly robbed him of his life. She writes of the self-discovery that took place as she awaited the end of his illness, and also the bizarre symbiosis that dogged them later when both fell victim to another disease. In 1990 our reviewer, Delia Ephron, described this as a "beautifully written book . . . provocative and compelling." The transformations wrought by sickness are also the subject of AT THE WILL OF THE BODY: Reflections on Illness, by Arthur W. Frank (Houghton Mifflin, $8.95). The author, a medical sociologist in Canada, was doubly cursed when he was stricken at age 39 by a heart attack, at 40 by testicular cancer. "Arthur W. Frank provides an eloquent and illuminating explanation of what it is like -- what it means -- to be sick," Charles E. Silberman said here last year.</w:t>
+        <w:t xml:space="preserve">  The second season sees the first's topics and raises them. It's about race but also sexuality, class, gender, homophobia and disparities in the educational system. Its themes could double as the agenda for the next Democratic primary debate.</w:t>
         <w:br/>
-        <w:t>HOW THE GARCIA GIRLS LOST THEIR ACCENTS, by Julia Alvarez. (Plume, $9.) Like the author, the four Garcia girls are originally from the Dominican Republic. These interwoven stories follow their fortunes over some 30 years in America, where the Garcias were forced to flee after their father's involvement in a failed coup. Last year our reviewer, Donna Rifkind, said Ms. Alvarez has "beautifully captured the threshold experience of the new immigrant, where the past is not yet a memory and the future remains an anxious dream."</w:t>
+        <w:t xml:space="preserve">  The titular crime this time is rape. The reluctant accuser is a teenage boy, Taylor Blaine (Connor Jessup), a working-class student at an exclusive private high school in Indiana, who believes he was drugged and violated at a party for the basketball team.</w:t>
         <w:br/>
-        <w:t>LET THEM CALL ME REBEL: Saul Alinsky -- His Life and Legacy, by Sanford D. Horwitt. (Vintage, $15.) A radical of the old left whose career spanned the 1930's through the 60's, Saul Alinsky was involved in causes ranging from the labor movement to civil rights. Although he was a national figure, much of his work was rooted in his native Chicago, where he helped organize stockyard workers and the black community. This is "a highly readable, exhaustively researched biography that is full of both playful anecdote and thoughtful political analysis," Nelson Lichtenstein said in The Book Review in 1989.</w:t>
+        <w:t xml:space="preserve">  When pictures of her son surface on social media, Taylor's mother, Anne (Lili Taylor), demands action from the headmistress, Leslie Graham (Felicity Huffman). But members of the school community quickly go on the defensive, including the basketball head coach, Dan Sullivan (Timothy Hutton), and Terri and Michael LaCroix (Regina King and André Benjamin of Outkast), the wealthy and influential parents of a team co-captain under suspicion.</w:t>
         <w:br/>
-        <w:t>AMERICAN STEEL, by Richard Preston. (Avon, $10.) The Nucor Corporation has been determined to be "the little engine that could" of the steel industry: beginning as a minimill fighting huge corporate giants, it has grown to be the ninth-largest steel company in the United States. This book chronicles Nucor's evolution under F. Kenneth Iverson, who in 1987 decided to gamble on a new German steel-making machine that he planned to install in a mill in the middle of an Indiana cornfield. Last year our reviewer, David Warsh, said that "as an initiation into the romance of heavy industry . . . 'American Steel' is very hard to beat."</w:t>
+        <w:t xml:space="preserve">  The series's creator, John Ridley (screenwriter of ''12 Years a Slave''), is a provocative, adventurous writer who doesn't give his audience the comfort of clear heroes or villains. As in the first season -- in which the mother of a white murder victim argued that the killing was a hate crime -- he quickly sets to crossing social wires.</w:t>
+        <w:br/>
+        <w:t xml:space="preserve">  That Taylor is male and the LaCroixes African-American complicates the show's class, race and gender dynamics, but it doesn't simply invert them. Taylor is shamed and smeared as ''white trash,'' but he also faces mockery and the doubt that a boy can be raped at all. (''I put a mattress on my back and carry it around,'' he says, alluding to a real-life rape protest at Columbia University, ''you think they're going to put me on TV?'') The LaCroixes have class privilege, but no amount of money changes the fact that their son Kevin (Trevor Jackson) has less margin for error than a rich white boy.</w:t>
+        <w:br/>
+        <w:t xml:space="preserve">  The headmistress, Leslie, meanwhile, could easily be the heavy of the story, answering Anne's concerns with the velvet threat that, should she file rape charges, ''as bad as it may seem, it can get worse.'' (The capable Ms. Huffman plays Leslie as an assured glad-hander, far removed from her bitter working-class character from Season 1.)</w:t>
+        <w:br/>
+        <w:t xml:space="preserve">  But Leslie struggles to get the school's entitled parents and board members to take the case seriously. And all this contrasts with a slowly emerging subplot involving the underfunded local public school, where African-American teachers find themselves accused of denying resources to the poorer, mostly Hispanic students.</w:t>
+        <w:br/>
+        <w:t xml:space="preserve">  There is good and bad in everyone and every system, says this season of ''American Crime.'' And so there is good and bad in ''American Crime.''</w:t>
+        <w:br/>
+        <w:t xml:space="preserve">  The good is very good: This is as elite a cast of actors as you'll find on a broadcast series, expertly deployed. Ms. Taylor gives a wrenching performance as a single mother, having spent beyond her means for her son's private school, now acting desperately to save him even as he drifts away from her. Ms. King, who was TV's 2015 M.V.P. between her work on ''The Leftovers'' and the previous season of ''American Crime,'' betrays the fear of falling that underlies Terri's ferocity. Terri has more in common with Anne than either might admit.</w:t>
+        <w:br/>
+        <w:t xml:space="preserve">  And the bad? Through the four episodes screened for critics, the season bursts with power and purpose but misses a spark of life. It plays like an earnestly acted position paper. The setting also lacks specificity; except for the basketball, the season doesn't feel as if it takes place in the state of Indiana so much as The State of Our Woeful Nation.</w:t>
+        <w:br/>
+        <w:t xml:space="preserve">  This ''American Crime'' season has a strong driving plot. But as in the first season, the whodunit is less compelling than how the investigation is carried out, or suppressed. It argues -- sometimes ham-fistedly but passionately -- that the greatest American crimes, and American cover-ups, are those that people commit in the names of their children.</w:t>
+        <w:br/>
+        <w:br/>
+        <w:t>http://www.nytimes.com/2016/01/06/arts/television/tv-review-american-crime-season-2.html</w:t>
         <w:br/>
         <w:br/>
         <w:t>Graphic</w:t>
@@ -71,7 +88,7 @@
         <w:br/>
         <w:t xml:space="preserve"> </w:t>
         <w:br/>
-        <w:t>Photo: John Sayles (Robert Marshak/Harpercollins)</w:t>
+        <w:t>PHOTO: American Crime: A scene from the first episode of this series, returning Wednesday for Season 2 on ABC. (PHOTOGRAPH BY ABC)</w:t>
       </w:r>
     </w:p>
     <w:sectPr>
